--- a/paper/supp-mat-04-01-26.docx
+++ b/paper/supp-mat-04-01-26.docx
@@ -2529,14 +2529,13 @@
       </w:pPr>
       <w:r>
         <w:rPr>
-          <w:rFonts w:ascii="Times New Roman" w:hAnsi="Times New Roman" w:cs="Times New Roman"/>
           <w:noProof/>
         </w:rPr>
         <w:drawing>
-          <wp:inline distT="0" distB="0" distL="0" distR="0" wp14:anchorId="1FEC0669" wp14:editId="3CBE9CA6">
-            <wp:extent cx="4577787" cy="4577787"/>
+          <wp:inline distT="0" distB="0" distL="0" distR="0" wp14:anchorId="4B767D47" wp14:editId="752E0DD7">
+            <wp:extent cx="5943600" cy="4457700"/>
             <wp:effectExtent l="0" t="0" r="0" b="0"/>
-            <wp:docPr id="1296702094" name="Picture 2"/>
+            <wp:docPr id="1165566651" name="Picture 1"/>
             <wp:cNvGraphicFramePr>
               <a:graphicFrameLocks xmlns:a="http://schemas.openxmlformats.org/drawingml/2006/main" noChangeAspect="1"/>
             </wp:cNvGraphicFramePr>
@@ -2544,7 +2543,7 @@
               <a:graphicData uri="http://schemas.openxmlformats.org/drawingml/2006/picture">
                 <pic:pic xmlns:pic="http://schemas.openxmlformats.org/drawingml/2006/picture">
                   <pic:nvPicPr>
-                    <pic:cNvPr id="0" name="Picture 3"/>
+                    <pic:cNvPr id="0" name="Picture 1"/>
                     <pic:cNvPicPr>
                       <a:picLocks noChangeAspect="1" noChangeArrowheads="1"/>
                     </pic:cNvPicPr>
@@ -2565,7 +2564,7 @@
                   <pic:spPr bwMode="auto">
                     <a:xfrm>
                       <a:off x="0" y="0"/>
-                      <a:ext cx="4599549" cy="4599549"/>
+                      <a:ext cx="5943600" cy="4457700"/>
                     </a:xfrm>
                     <a:prstGeom prst="rect">
                       <a:avLst/>
@@ -2617,7 +2616,43 @@
         <w:rPr>
           <w:rFonts w:ascii="Times New Roman" w:hAnsi="Times New Roman" w:cs="Times New Roman"/>
         </w:rPr>
-        <w:t xml:space="preserve"> Environmental characterization of baseline conditions across all studied site-years (A) and number of calendar days to flower under baseline and the 2°C temperature increase scenario (B). Panel A contains the APSIM phenology response curve (0-1), where 1 represents maximum development rate. The solid vertical and horizontal lines indicate the median growing-season average temperature and total growing-season precipitation, respectively.</w:t>
+        <w:t xml:space="preserve"> Environmental characterization of baseline conditions across all studied site-years</w:t>
+      </w:r>
+      <w:r>
+        <w:rPr>
+          <w:rFonts w:ascii="Times New Roman" w:hAnsi="Times New Roman" w:cs="Times New Roman"/>
+        </w:rPr>
+        <w:t>.</w:t>
+      </w:r>
+      <w:r>
+        <w:rPr>
+          <w:rFonts w:ascii="Times New Roman" w:hAnsi="Times New Roman" w:cs="Times New Roman"/>
+        </w:rPr>
+        <w:t xml:space="preserve"> </w:t>
+      </w:r>
+      <w:r>
+        <w:rPr>
+          <w:rFonts w:ascii="Times New Roman" w:hAnsi="Times New Roman" w:cs="Times New Roman"/>
+        </w:rPr>
+        <w:t>T</w:t>
+      </w:r>
+      <w:r>
+        <w:rPr>
+          <w:rFonts w:ascii="Times New Roman" w:hAnsi="Times New Roman" w:cs="Times New Roman"/>
+        </w:rPr>
+        <w:t>he APSIM phenology response curve (0-1)</w:t>
+      </w:r>
+      <w:r>
+        <w:rPr>
+          <w:rFonts w:ascii="Times New Roman" w:hAnsi="Times New Roman" w:cs="Times New Roman"/>
+        </w:rPr>
+        <w:t xml:space="preserve"> is presented</w:t>
+      </w:r>
+      <w:r>
+        <w:rPr>
+          <w:rFonts w:ascii="Times New Roman" w:hAnsi="Times New Roman" w:cs="Times New Roman"/>
+        </w:rPr>
+        <w:t>, where 1 represents maximum development rate. The solid vertical and horizontal lines indicate the median growing-season average temperature and total growing-season precipitation, respectively.</w:t>
       </w:r>
     </w:p>
     <w:p>
@@ -4630,6 +4665,7 @@
     <w:rsid w:val="00412D3F"/>
     <w:rsid w:val="0042520D"/>
     <w:rsid w:val="00435431"/>
+    <w:rsid w:val="004A5FDA"/>
     <w:rsid w:val="00563F06"/>
     <w:rsid w:val="00574E98"/>
     <w:rsid w:val="00581146"/>
@@ -4647,6 +4683,7 @@
     <w:rsid w:val="009C5397"/>
     <w:rsid w:val="00A45193"/>
     <w:rsid w:val="00A562C8"/>
+    <w:rsid w:val="00A604EB"/>
     <w:rsid w:val="00A91378"/>
     <w:rsid w:val="00AB1FB3"/>
     <w:rsid w:val="00AB3D21"/>

--- a/paper/supp-mat-04-01-26.docx
+++ b/paper/supp-mat-04-01-26.docx
@@ -2829,10 +2829,10 @@
         </w:rPr>
         <w:lastRenderedPageBreak/>
         <w:drawing>
-          <wp:inline distT="0" distB="0" distL="0" distR="0" wp14:anchorId="55AB5183" wp14:editId="7682A837">
-            <wp:extent cx="5397500" cy="5397500"/>
-            <wp:effectExtent l="0" t="0" r="0" b="0"/>
-            <wp:docPr id="1174495357" name="Picture 2"/>
+          <wp:inline distT="0" distB="0" distL="0" distR="0" wp14:anchorId="618DD04F" wp14:editId="18ACA7D4">
+            <wp:extent cx="5400675" cy="4314825"/>
+            <wp:effectExtent l="0" t="0" r="9525" b="9525"/>
+            <wp:docPr id="208356609" name="Picture 2"/>
             <wp:cNvGraphicFramePr>
               <a:graphicFrameLocks xmlns:a="http://schemas.openxmlformats.org/drawingml/2006/main" noChangeAspect="1"/>
             </wp:cNvGraphicFramePr>
@@ -2861,7 +2861,7 @@
                   <pic:spPr bwMode="auto">
                     <a:xfrm>
                       <a:off x="0" y="0"/>
-                      <a:ext cx="5397500" cy="5397500"/>
+                      <a:ext cx="5400675" cy="4314825"/>
                     </a:xfrm>
                     <a:prstGeom prst="rect">
                       <a:avLst/>
@@ -2897,31 +2897,13 @@
         <w:rPr>
           <w:rFonts w:ascii="Times New Roman" w:hAnsi="Times New Roman" w:cs="Times New Roman"/>
         </w:rPr>
-        <w:t xml:space="preserve"> Geographical distribution of the relative effects of rising temperatures on soybean seed yield and adaptive agronomic management strategies. Values per pixel in panel B are averages across 40 weather years.</w:t>
-      </w:r>
-      <w:r>
-        <w:rPr>
-          <w:rFonts w:ascii="Times New Roman" w:hAnsi="Times New Roman" w:cs="Times New Roman"/>
-        </w:rPr>
-        <w:t xml:space="preserve"> LM </w:t>
-      </w:r>
-      <w:r>
-        <w:rPr>
-          <w:rFonts w:ascii="Times New Roman" w:hAnsi="Times New Roman" w:cs="Times New Roman"/>
-        </w:rPr>
-        <w:t>&amp;</w:t>
-      </w:r>
-      <w:r>
-        <w:rPr>
-          <w:rFonts w:ascii="Times New Roman" w:hAnsi="Times New Roman" w:cs="Times New Roman"/>
-        </w:rPr>
-        <w:t xml:space="preserve"> ES </w:t>
-      </w:r>
-      <w:r>
-        <w:rPr>
-          <w:rFonts w:ascii="Times New Roman" w:hAnsi="Times New Roman" w:cs="Times New Roman"/>
-        </w:rPr>
-        <w:t>represent the combined effect of a late-maturing variety and early sowing.</w:t>
+        <w:t xml:space="preserve"> </w:t>
+      </w:r>
+      <w:r>
+        <w:rPr>
+          <w:rFonts w:ascii="Times New Roman" w:hAnsi="Times New Roman" w:cs="Times New Roman"/>
+        </w:rPr>
+        <w:t>Relationship between season temperature (May-October) and soybean seed yield across 40 years and 4,651 fields in the US Mid-South under a 2 °C temperature increase scenario. The text in the panel represents the equation slopes for the overall data and for filtered Warm/Dry site-years.</w:t>
       </w:r>
       <w:r>
         <w:rPr>
@@ -4683,7 +4665,6 @@
     <w:rsid w:val="009C5397"/>
     <w:rsid w:val="00A45193"/>
     <w:rsid w:val="00A562C8"/>
-    <w:rsid w:val="00A604EB"/>
     <w:rsid w:val="00A91378"/>
     <w:rsid w:val="00AB1FB3"/>
     <w:rsid w:val="00AB3D21"/>
@@ -4691,6 +4672,7 @@
     <w:rsid w:val="00B82DAF"/>
     <w:rsid w:val="00D0416C"/>
     <w:rsid w:val="00D418A5"/>
+    <w:rsid w:val="00E24AEC"/>
     <w:rsid w:val="00E26AD4"/>
     <w:rsid w:val="00E54A89"/>
     <w:rsid w:val="00E72F84"/>

--- a/paper/supp-mat-04-01-26.docx
+++ b/paper/supp-mat-04-01-26.docx
@@ -309,35 +309,7 @@
         <w:rPr>
           <w:rFonts w:ascii="Times New Roman" w:hAnsi="Times New Roman" w:cs="Times New Roman"/>
         </w:rPr>
-        <w:t xml:space="preserve">INRAE, </w:t>
-      </w:r>
-      <w:proofErr w:type="spellStart"/>
-      <w:r>
-        <w:rPr>
-          <w:rFonts w:ascii="Times New Roman" w:hAnsi="Times New Roman" w:cs="Times New Roman"/>
-        </w:rPr>
-        <w:t>Institut</w:t>
-      </w:r>
-      <w:proofErr w:type="spellEnd"/>
-      <w:r>
-        <w:rPr>
-          <w:rFonts w:ascii="Times New Roman" w:hAnsi="Times New Roman" w:cs="Times New Roman"/>
-        </w:rPr>
-        <w:t xml:space="preserve"> </w:t>
-      </w:r>
-      <w:proofErr w:type="spellStart"/>
-      <w:r>
-        <w:rPr>
-          <w:rFonts w:ascii="Times New Roman" w:hAnsi="Times New Roman" w:cs="Times New Roman"/>
-        </w:rPr>
-        <w:t>Agro</w:t>
-      </w:r>
-      <w:proofErr w:type="spellEnd"/>
-      <w:r>
-        <w:rPr>
-          <w:rFonts w:ascii="Times New Roman" w:hAnsi="Times New Roman" w:cs="Times New Roman"/>
-        </w:rPr>
-        <w:t xml:space="preserve"> Montpellier, Montpellier, France</w:t>
+        <w:t>INRAE, Institut Agro Montpellier, Montpellier, France</w:t>
       </w:r>
     </w:p>
     <w:p>
@@ -911,7 +883,21 @@
           <w:rFonts w:ascii="Times New Roman" w:eastAsia="Arial" w:hAnsi="Times New Roman" w:cs="Times New Roman"/>
           <w:color w:val="000000" w:themeColor="text1"/>
         </w:rPr>
-        <w:t xml:space="preserve"> 4, late 4, early 5, late 5</w:t>
+        <w:t xml:space="preserve"> 4</w:t>
+      </w:r>
+      <w:r>
+        <w:rPr>
+          <w:rFonts w:ascii="Times New Roman" w:eastAsia="Arial" w:hAnsi="Times New Roman" w:cs="Times New Roman"/>
+          <w:color w:val="000000" w:themeColor="text1"/>
+        </w:rPr>
+        <w:t xml:space="preserve"> and </w:t>
+      </w:r>
+      <w:r>
+        <w:rPr>
+          <w:rFonts w:ascii="Times New Roman" w:eastAsia="Arial" w:hAnsi="Times New Roman" w:cs="Times New Roman"/>
+          <w:color w:val="000000" w:themeColor="text1"/>
+        </w:rPr>
+        <w:t>early 5</w:t>
       </w:r>
       <w:r>
         <w:rPr>
@@ -1071,7 +1057,7 @@
           <w:rFonts w:ascii="Times New Roman" w:eastAsia="Arial" w:hAnsi="Times New Roman" w:cs="Times New Roman"/>
           <w:color w:val="000000" w:themeColor="text1"/>
         </w:rPr>
-        <w:t xml:space="preserve">, while keeping cardinal temperature-related parameters constant, giving little evidence of changes across genotypes </w:t>
+        <w:t xml:space="preserve"> while keeping cardinal temperature-related parameters constant, giving little evidence of changes across genotypes </w:t>
       </w:r>
       <w:sdt>
         <w:sdtPr>
@@ -1343,7 +1329,7 @@
         </w:trPr>
         <w:tc>
           <w:tcPr>
-            <w:tcW w:w="1737" w:type="pct"/>
+            <w:tcW w:w="1738" w:type="pct"/>
             <w:tcBorders>
               <w:top w:val="single" w:sz="4" w:space="0" w:color="auto"/>
               <w:left w:val="nil"/>
@@ -1491,7 +1477,7 @@
         </w:trPr>
         <w:tc>
           <w:tcPr>
-            <w:tcW w:w="1737" w:type="pct"/>
+            <w:tcW w:w="1738" w:type="pct"/>
             <w:tcBorders>
               <w:top w:val="single" w:sz="4" w:space="0" w:color="auto"/>
               <w:left w:val="nil"/>
@@ -1614,7 +1600,7 @@
         </w:trPr>
         <w:tc>
           <w:tcPr>
-            <w:tcW w:w="1737" w:type="pct"/>
+            <w:tcW w:w="1738" w:type="pct"/>
             <w:tcBorders>
               <w:top w:val="nil"/>
               <w:left w:val="nil"/>
@@ -1737,7 +1723,7 @@
         </w:trPr>
         <w:tc>
           <w:tcPr>
-            <w:tcW w:w="1737" w:type="pct"/>
+            <w:tcW w:w="1738" w:type="pct"/>
             <w:tcBorders>
               <w:top w:val="nil"/>
               <w:left w:val="nil"/>
@@ -1860,7 +1846,7 @@
         </w:trPr>
         <w:tc>
           <w:tcPr>
-            <w:tcW w:w="1737" w:type="pct"/>
+            <w:tcW w:w="1738" w:type="pct"/>
             <w:tcBorders>
               <w:top w:val="nil"/>
               <w:left w:val="nil"/>
@@ -1995,7 +1981,130 @@
         </w:trPr>
         <w:tc>
           <w:tcPr>
-            <w:tcW w:w="1737" w:type="pct"/>
+            <w:tcW w:w="1738" w:type="pct"/>
+            <w:tcBorders>
+              <w:top w:val="nil"/>
+              <w:left w:val="nil"/>
+              <w:bottom w:val="nil"/>
+              <w:right w:val="nil"/>
+            </w:tcBorders>
+            <w:vAlign w:val="center"/>
+          </w:tcPr>
+          <w:p>
+            <w:pPr>
+              <w:rPr>
+                <w:rFonts w:ascii="Times New Roman" w:eastAsia="Aptos" w:hAnsi="Times New Roman" w:cs="Times New Roman"/>
+              </w:rPr>
+            </w:pPr>
+            <w:r>
+              <w:rPr>
+                <w:rFonts w:ascii="Times New Roman" w:hAnsi="Times New Roman" w:cs="Times New Roman"/>
+              </w:rPr>
+              <w:t>Reproductive Photoperiod Modifier</w:t>
+            </w:r>
+          </w:p>
+        </w:tc>
+        <w:tc>
+          <w:tcPr>
+            <w:tcW w:w="1050" w:type="pct"/>
+            <w:tcBorders>
+              <w:top w:val="nil"/>
+              <w:left w:val="nil"/>
+              <w:bottom w:val="nil"/>
+              <w:right w:val="nil"/>
+            </w:tcBorders>
+            <w:vAlign w:val="center"/>
+          </w:tcPr>
+          <w:p>
+            <w:pPr>
+              <w:rPr>
+                <w:rFonts w:ascii="Times New Roman" w:eastAsia="Aptos" w:hAnsi="Times New Roman" w:cs="Times New Roman"/>
+              </w:rPr>
+            </w:pPr>
+            <w:r>
+              <w:rPr>
+                <w:rFonts w:ascii="Times New Roman" w:hAnsi="Times New Roman" w:cs="Times New Roman"/>
+              </w:rPr>
+              <w:t>Fraction (0-1)</w:t>
+            </w:r>
+          </w:p>
+        </w:tc>
+        <w:tc>
+          <w:tcPr>
+            <w:tcW w:w="999" w:type="pct"/>
+            <w:tcBorders>
+              <w:top w:val="nil"/>
+              <w:left w:val="nil"/>
+              <w:bottom w:val="nil"/>
+              <w:right w:val="nil"/>
+            </w:tcBorders>
+            <w:vAlign w:val="center"/>
+          </w:tcPr>
+          <w:p>
+            <w:pPr>
+              <w:rPr>
+                <w:rFonts w:ascii="Times New Roman" w:eastAsia="Aptos" w:hAnsi="Times New Roman" w:cs="Times New Roman"/>
+              </w:rPr>
+            </w:pPr>
+            <w:r>
+              <w:rPr>
+                <w:rFonts w:ascii="Times New Roman" w:hAnsi="Times New Roman" w:cs="Times New Roman"/>
+              </w:rPr>
+              <w:t>11.48, 17.24</w:t>
+            </w:r>
+          </w:p>
+        </w:tc>
+        <w:tc>
+          <w:tcPr>
+            <w:tcW w:w="999" w:type="pct"/>
+            <w:tcBorders>
+              <w:top w:val="nil"/>
+              <w:left w:val="nil"/>
+              <w:bottom w:val="nil"/>
+              <w:right w:val="nil"/>
+            </w:tcBorders>
+            <w:vAlign w:val="center"/>
+          </w:tcPr>
+          <w:p>
+            <w:pPr>
+              <w:rPr>
+                <w:rFonts w:ascii="Times New Roman" w:eastAsia="Aptos" w:hAnsi="Times New Roman" w:cs="Times New Roman"/>
+              </w:rPr>
+            </w:pPr>
+            <w:r>
+              <w:rPr>
+                <w:rFonts w:ascii="Times New Roman" w:hAnsi="Times New Roman" w:cs="Times New Roman"/>
+              </w:rPr>
+              <w:t>12.70, 14.31</w:t>
+            </w:r>
+          </w:p>
+        </w:tc>
+        <w:tc>
+          <w:tcPr>
+            <w:tcW w:w="214" w:type="pct"/>
+            <w:tcBorders>
+              <w:top w:val="nil"/>
+              <w:left w:val="nil"/>
+              <w:bottom w:val="nil"/>
+              <w:right w:val="nil"/>
+            </w:tcBorders>
+          </w:tcPr>
+          <w:p>
+            <w:pPr>
+              <w:rPr>
+                <w:rFonts w:ascii="Times New Roman" w:hAnsi="Times New Roman" w:cs="Times New Roman"/>
+              </w:rPr>
+            </w:pPr>
+          </w:p>
+        </w:tc>
+      </w:tr>
+      <w:tr>
+        <w:trPr>
+          <w:trHeight w:val="432"/>
+        </w:trPr>
+        <w:tc>
+          <w:tcPr>
+            <w:tcW w:w="1738" w:type="pct"/>
             <w:tcBorders>
               <w:top w:val="nil"/>
               <w:left w:val="nil"/>
@@ -2125,7 +2234,7 @@
         </w:trPr>
         <w:tc>
           <w:tcPr>
-            <w:tcW w:w="1737" w:type="pct"/>
+            <w:tcW w:w="1738" w:type="pct"/>
             <w:tcBorders>
               <w:top w:val="nil"/>
               <w:left w:val="nil"/>
@@ -2772,33 +2881,19 @@
         <w:rPr>
           <w:rFonts w:ascii="Times New Roman" w:hAnsi="Times New Roman" w:cs="Times New Roman"/>
         </w:rPr>
-        <w:t xml:space="preserve"> Density distribution in simulated soybean yields under baseline, climate change with and without CO</w:t>
-      </w:r>
-      <w:r>
-        <w:rPr>
-          <w:rFonts w:ascii="Times New Roman" w:hAnsi="Times New Roman" w:cs="Times New Roman"/>
-          <w:vertAlign w:val="subscript"/>
-        </w:rPr>
-        <w:t xml:space="preserve">2 </w:t>
-      </w:r>
-      <w:r>
-        <w:rPr>
-          <w:rFonts w:ascii="Times New Roman" w:hAnsi="Times New Roman" w:cs="Times New Roman"/>
-        </w:rPr>
-        <w:t>fertilization (A), and geographical distribution in soybean yields over the simulated study area under baseline, climate change (CC) with and without CO</w:t>
-      </w:r>
-      <w:r>
-        <w:rPr>
-          <w:rFonts w:ascii="Times New Roman" w:hAnsi="Times New Roman" w:cs="Times New Roman"/>
-          <w:vertAlign w:val="subscript"/>
-        </w:rPr>
-        <w:t>2</w:t>
-      </w:r>
-      <w:r>
-        <w:rPr>
-          <w:rFonts w:ascii="Times New Roman" w:hAnsi="Times New Roman" w:cs="Times New Roman"/>
-        </w:rPr>
-        <w:t xml:space="preserve"> fertilization (B).</w:t>
+        <w:t xml:space="preserve"> Density distribution </w:t>
+      </w:r>
+      <w:r>
+        <w:rPr>
+          <w:rFonts w:ascii="Times New Roman" w:hAnsi="Times New Roman" w:cs="Times New Roman"/>
+        </w:rPr>
+        <w:t xml:space="preserve">of simulated soybean yields without adaptation under the baseline and +2°C scenarios with and without elevated [CO2] (A), and its geographical distribution </w:t>
+      </w:r>
+      <w:r>
+        <w:rPr>
+          <w:rFonts w:ascii="Times New Roman" w:hAnsi="Times New Roman" w:cs="Times New Roman"/>
+        </w:rPr>
+        <w:t>(B).</w:t>
       </w:r>
     </w:p>
     <w:p>
@@ -2903,7 +2998,19 @@
         <w:rPr>
           <w:rFonts w:ascii="Times New Roman" w:hAnsi="Times New Roman" w:cs="Times New Roman"/>
         </w:rPr>
-        <w:t>Relationship between season temperature (May-October) and soybean seed yield across 40 years and 4,651 fields in the US Mid-South under a 2 °C temperature increase scenario. The text in the panel represents the equation slopes for the overall data and for filtered Warm/Dry site-years.</w:t>
+        <w:t>Relationship between season temperature (May-October) and soybean seed yield across 40 years and 4,651 fields in the US Mid-South under a 2 °C temperature increase scenario</w:t>
+      </w:r>
+      <w:r>
+        <w:rPr>
+          <w:rFonts w:ascii="Times New Roman" w:hAnsi="Times New Roman" w:cs="Times New Roman"/>
+        </w:rPr>
+        <w:t xml:space="preserve"> without adaptation</w:t>
+      </w:r>
+      <w:r>
+        <w:rPr>
+          <w:rFonts w:ascii="Times New Roman" w:hAnsi="Times New Roman" w:cs="Times New Roman"/>
+        </w:rPr>
+        <w:t>. The text in the panel represents the equation slopes for the overall data and for filtered Warm/Dry site-years.</w:t>
       </w:r>
       <w:r>
         <w:rPr>
@@ -3019,26 +3126,6 @@
             <w:autoSpaceDN w:val="0"/>
             <w:spacing w:line="240" w:lineRule="auto"/>
             <w:ind w:hanging="480"/>
-            <w:divId w:val="285891351"/>
-            <w:rPr>
-              <w:rFonts w:ascii="Times New Roman" w:eastAsia="Times New Roman" w:hAnsi="Times New Roman" w:cs="Times New Roman"/>
-              <w:color w:val="000000"/>
-            </w:rPr>
-          </w:pPr>
-          <w:r>
-            <w:rPr>
-              <w:rFonts w:ascii="Times New Roman" w:eastAsia="Times New Roman" w:hAnsi="Times New Roman" w:cs="Times New Roman"/>
-              <w:color w:val="000000"/>
-            </w:rPr>
-            <w:t>NASS, 2023. Surveys. National Agricultural Statistics Service, USDA. URL: https://www.nass.usda.gov/Surveys. Accessed November 2, 2023.</w:t>
-          </w:r>
-        </w:p>
-        <w:p>
-          <w:pPr>
-            <w:autoSpaceDE w:val="0"/>
-            <w:autoSpaceDN w:val="0"/>
-            <w:spacing w:line="240" w:lineRule="auto"/>
-            <w:ind w:hanging="480"/>
             <w:divId w:val="175390015"/>
             <w:rPr>
               <w:rFonts w:ascii="Times New Roman" w:eastAsia="Times New Roman" w:hAnsi="Times New Roman" w:cs="Times New Roman"/>
@@ -3050,23 +3137,7 @@
               <w:rFonts w:ascii="Times New Roman" w:eastAsia="Times New Roman" w:hAnsi="Times New Roman" w:cs="Times New Roman"/>
               <w:color w:val="000000"/>
             </w:rPr>
-            <w:t xml:space="preserve">Nelder, J.A., Mead, R., 1965. A Simplex Method for Function Minimization. </w:t>
-          </w:r>
-          <w:proofErr w:type="spellStart"/>
-          <w:r>
-            <w:rPr>
-              <w:rFonts w:ascii="Times New Roman" w:eastAsia="Times New Roman" w:hAnsi="Times New Roman" w:cs="Times New Roman"/>
-              <w:color w:val="000000"/>
-            </w:rPr>
-            <w:t>Comput</w:t>
-          </w:r>
-          <w:proofErr w:type="spellEnd"/>
-          <w:r>
-            <w:rPr>
-              <w:rFonts w:ascii="Times New Roman" w:eastAsia="Times New Roman" w:hAnsi="Times New Roman" w:cs="Times New Roman"/>
-              <w:color w:val="000000"/>
-            </w:rPr>
-            <w:t>. J. 8, 308–313. https://doi.org/10.1093/comjnl/8.1.27</w:t>
+            <w:t>Nelder, J.A., Mead, R., 1965. A Simplex Method for Function Minimization. Comput. J. 8, 308–313. https://doi.org/10.1093/comjnl/8.1.27</w:t>
           </w:r>
         </w:p>
         <w:p>
@@ -3095,58 +3166,6 @@
             <w:autoSpaceDN w:val="0"/>
             <w:spacing w:line="240" w:lineRule="auto"/>
             <w:ind w:hanging="480"/>
-            <w:divId w:val="62796036"/>
-            <w:rPr>
-              <w:rFonts w:ascii="Times New Roman" w:eastAsia="Times New Roman" w:hAnsi="Times New Roman" w:cs="Times New Roman"/>
-              <w:color w:val="000000"/>
-            </w:rPr>
-          </w:pPr>
-          <w:r>
-            <w:rPr>
-              <w:rFonts w:ascii="Times New Roman" w:eastAsia="Times New Roman" w:hAnsi="Times New Roman" w:cs="Times New Roman"/>
-              <w:color w:val="000000"/>
-            </w:rPr>
-            <w:t xml:space="preserve">Salmerón, M., Gbur, E.E., Bourland, F.M., Buehring, N.W., Earnest, L., Fritschi, F.B., Golden, B.R., Hathcoat, D., Lofton, J., McClure, A.T., Miller, T.D., Neely, C., Shannon, G., </w:t>
-          </w:r>
-          <w:proofErr w:type="spellStart"/>
-          <w:r>
-            <w:rPr>
-              <w:rFonts w:ascii="Times New Roman" w:eastAsia="Times New Roman" w:hAnsi="Times New Roman" w:cs="Times New Roman"/>
-              <w:color w:val="000000"/>
-            </w:rPr>
-            <w:t>Udeigwe</w:t>
-          </w:r>
-          <w:proofErr w:type="spellEnd"/>
-          <w:r>
-            <w:rPr>
-              <w:rFonts w:ascii="Times New Roman" w:eastAsia="Times New Roman" w:hAnsi="Times New Roman" w:cs="Times New Roman"/>
-              <w:color w:val="000000"/>
-            </w:rPr>
-            <w:t xml:space="preserve">, T.K., </w:t>
-          </w:r>
-          <w:proofErr w:type="spellStart"/>
-          <w:r>
-            <w:rPr>
-              <w:rFonts w:ascii="Times New Roman" w:eastAsia="Times New Roman" w:hAnsi="Times New Roman" w:cs="Times New Roman"/>
-              <w:color w:val="000000"/>
-            </w:rPr>
-            <w:t>Verbree</w:t>
-          </w:r>
-          <w:proofErr w:type="spellEnd"/>
-          <w:r>
-            <w:rPr>
-              <w:rFonts w:ascii="Times New Roman" w:eastAsia="Times New Roman" w:hAnsi="Times New Roman" w:cs="Times New Roman"/>
-              <w:color w:val="000000"/>
-            </w:rPr>
-            <w:t>, D.A., Vories, E.D., Wiebold, W.J., Purcell, L.C., 2016. Yield Response to Planting Date Among Soybean Maturity Groups for Irrigated Production in the US Midsouth. Crop Sci. 56, 747–759. https://doi.org/10.2135/CROPSCI2015.07.0466</w:t>
-          </w:r>
-        </w:p>
-        <w:p>
-          <w:pPr>
-            <w:autoSpaceDE w:val="0"/>
-            <w:autoSpaceDN w:val="0"/>
-            <w:spacing w:line="240" w:lineRule="auto"/>
-            <w:ind w:hanging="480"/>
             <w:divId w:val="1320580182"/>
             <w:rPr>
               <w:rFonts w:ascii="Times New Roman" w:eastAsia="Times New Roman" w:hAnsi="Times New Roman" w:cs="Times New Roman"/>
@@ -3158,39 +3177,7 @@
               <w:rFonts w:ascii="Times New Roman" w:eastAsia="Times New Roman" w:hAnsi="Times New Roman" w:cs="Times New Roman"/>
               <w:color w:val="000000"/>
             </w:rPr>
-            <w:t xml:space="preserve">Wallach, D., Goffinet, B., Bergez, J.E., </w:t>
-          </w:r>
-          <w:proofErr w:type="spellStart"/>
-          <w:r>
-            <w:rPr>
-              <w:rFonts w:ascii="Times New Roman" w:eastAsia="Times New Roman" w:hAnsi="Times New Roman" w:cs="Times New Roman"/>
-              <w:color w:val="000000"/>
-            </w:rPr>
-            <w:t>Debaeke</w:t>
-          </w:r>
-          <w:proofErr w:type="spellEnd"/>
-          <w:r>
-            <w:rPr>
-              <w:rFonts w:ascii="Times New Roman" w:eastAsia="Times New Roman" w:hAnsi="Times New Roman" w:cs="Times New Roman"/>
-              <w:color w:val="000000"/>
-            </w:rPr>
-            <w:t xml:space="preserve">, P., Leenhardt, D., </w:t>
-          </w:r>
-          <w:proofErr w:type="spellStart"/>
-          <w:r>
-            <w:rPr>
-              <w:rFonts w:ascii="Times New Roman" w:eastAsia="Times New Roman" w:hAnsi="Times New Roman" w:cs="Times New Roman"/>
-              <w:color w:val="000000"/>
-            </w:rPr>
-            <w:t>Aubertot</w:t>
-          </w:r>
-          <w:proofErr w:type="spellEnd"/>
-          <w:r>
-            <w:rPr>
-              <w:rFonts w:ascii="Times New Roman" w:eastAsia="Times New Roman" w:hAnsi="Times New Roman" w:cs="Times New Roman"/>
-              <w:color w:val="000000"/>
-            </w:rPr>
-            <w:t>, J.N., 2001. Parameter estimation for crop models: A new approach and application to a corn model. Agron. J. 93, 757–766. https://doi.org/10.2134/agronj2001.934757x</w:t>
+            <w:t>Wallach, D., Goffinet, B., Bergez, J.E., Debaeke, P., Leenhardt, D., Aubertot, J.N., 2001. Parameter estimation for crop models: A new approach and application to a corn model. Agron. J. 93, 757–766. https://doi.org/10.2134/agronj2001.934757x</w:t>
           </w:r>
         </w:p>
         <w:p>
@@ -4659,6 +4646,7 @@
     <w:rsid w:val="0074314B"/>
     <w:rsid w:val="0079535E"/>
     <w:rsid w:val="007A76DE"/>
+    <w:rsid w:val="008A3BA5"/>
     <w:rsid w:val="008A7BBA"/>
     <w:rsid w:val="009148D3"/>
     <w:rsid w:val="00917D7F"/>
@@ -4681,6 +4669,7 @@
     <w:rsid w:val="00EF0575"/>
     <w:rsid w:val="00F066F4"/>
     <w:rsid w:val="00F94B3C"/>
+    <w:rsid w:val="00FA37E1"/>
     <w:rsid w:val="00FE1672"/>
   </w:rsids>
   <m:mathPr>

--- a/paper/supp-mat-04-01-26.docx
+++ b/paper/supp-mat-04-01-26.docx
@@ -309,7 +309,35 @@
         <w:rPr>
           <w:rFonts w:ascii="Times New Roman" w:hAnsi="Times New Roman" w:cs="Times New Roman"/>
         </w:rPr>
-        <w:t>INRAE, Institut Agro Montpellier, Montpellier, France</w:t>
+        <w:t xml:space="preserve">INRAE, </w:t>
+      </w:r>
+      <w:proofErr w:type="spellStart"/>
+      <w:r>
+        <w:rPr>
+          <w:rFonts w:ascii="Times New Roman" w:hAnsi="Times New Roman" w:cs="Times New Roman"/>
+        </w:rPr>
+        <w:t>Institut</w:t>
+      </w:r>
+      <w:proofErr w:type="spellEnd"/>
+      <w:r>
+        <w:rPr>
+          <w:rFonts w:ascii="Times New Roman" w:hAnsi="Times New Roman" w:cs="Times New Roman"/>
+        </w:rPr>
+        <w:t xml:space="preserve"> </w:t>
+      </w:r>
+      <w:proofErr w:type="spellStart"/>
+      <w:r>
+        <w:rPr>
+          <w:rFonts w:ascii="Times New Roman" w:hAnsi="Times New Roman" w:cs="Times New Roman"/>
+        </w:rPr>
+        <w:t>Agro</w:t>
+      </w:r>
+      <w:proofErr w:type="spellEnd"/>
+      <w:r>
+        <w:rPr>
+          <w:rFonts w:ascii="Times New Roman" w:hAnsi="Times New Roman" w:cs="Times New Roman"/>
+        </w:rPr>
+        <w:t xml:space="preserve"> Montpellier, Montpellier, France</w:t>
       </w:r>
     </w:p>
     <w:p>
@@ -2766,6 +2794,127 @@
     </w:p>
     <w:p>
       <w:pPr>
+        <w:rPr>
+          <w:rFonts w:ascii="Times New Roman" w:hAnsi="Times New Roman" w:cs="Times New Roman"/>
+        </w:rPr>
+      </w:pPr>
+      <w:r>
+        <w:rPr>
+          <w:rFonts w:ascii="Times New Roman" w:hAnsi="Times New Roman" w:cs="Times New Roman"/>
+        </w:rPr>
+        <w:br w:type="page"/>
+      </w:r>
+    </w:p>
+    <w:p>
+      <w:pPr>
+        <w:spacing w:after="0" w:line="240" w:lineRule="auto"/>
+        <w:rPr>
+          <w:rFonts w:ascii="Times New Roman" w:hAnsi="Times New Roman" w:cs="Times New Roman"/>
+        </w:rPr>
+      </w:pPr>
+      <w:r>
+        <w:rPr>
+          <w:noProof/>
+        </w:rPr>
+        <w:lastRenderedPageBreak/>
+        <w:drawing>
+          <wp:inline distT="0" distB="0" distL="0" distR="0" wp14:anchorId="241824D3" wp14:editId="162A2F95">
+            <wp:extent cx="5039995" cy="5039995"/>
+            <wp:effectExtent l="0" t="0" r="8255" b="8255"/>
+            <wp:docPr id="1945309635" name="Picture 2"/>
+            <wp:cNvGraphicFramePr>
+              <a:graphicFrameLocks xmlns:a="http://schemas.openxmlformats.org/drawingml/2006/main" noChangeAspect="1"/>
+            </wp:cNvGraphicFramePr>
+            <a:graphic xmlns:a="http://schemas.openxmlformats.org/drawingml/2006/main">
+              <a:graphicData uri="http://schemas.openxmlformats.org/drawingml/2006/picture">
+                <pic:pic xmlns:pic="http://schemas.openxmlformats.org/drawingml/2006/picture">
+                  <pic:nvPicPr>
+                    <pic:cNvPr id="0" name="Picture 3"/>
+                    <pic:cNvPicPr>
+                      <a:picLocks noChangeAspect="1" noChangeArrowheads="1"/>
+                    </pic:cNvPicPr>
+                  </pic:nvPicPr>
+                  <pic:blipFill>
+                    <a:blip r:embed="rId10" cstate="print">
+                      <a:extLst>
+                        <a:ext uri="{28A0092B-C50C-407E-A947-70E740481C1C}">
+                          <a14:useLocalDpi xmlns:a14="http://schemas.microsoft.com/office/drawing/2010/main" val="0"/>
+                        </a:ext>
+                      </a:extLst>
+                    </a:blip>
+                    <a:srcRect/>
+                    <a:stretch>
+                      <a:fillRect/>
+                    </a:stretch>
+                  </pic:blipFill>
+                  <pic:spPr bwMode="auto">
+                    <a:xfrm>
+                      <a:off x="0" y="0"/>
+                      <a:ext cx="5039995" cy="5039995"/>
+                    </a:xfrm>
+                    <a:prstGeom prst="rect">
+                      <a:avLst/>
+                    </a:prstGeom>
+                    <a:noFill/>
+                    <a:ln>
+                      <a:noFill/>
+                    </a:ln>
+                  </pic:spPr>
+                </pic:pic>
+              </a:graphicData>
+            </a:graphic>
+          </wp:inline>
+        </w:drawing>
+      </w:r>
+    </w:p>
+    <w:p>
+      <w:pPr>
+        <w:spacing w:after="0" w:line="240" w:lineRule="auto"/>
+        <w:rPr>
+          <w:rFonts w:ascii="Times New Roman" w:hAnsi="Times New Roman" w:cs="Times New Roman"/>
+        </w:rPr>
+      </w:pPr>
+      <w:r>
+        <w:rPr>
+          <w:rFonts w:ascii="Times New Roman" w:hAnsi="Times New Roman" w:cs="Times New Roman"/>
+          <w:b/>
+          <w:bCs/>
+        </w:rPr>
+        <w:t>Figure S4.</w:t>
+      </w:r>
+      <w:r>
+        <w:rPr>
+          <w:rFonts w:ascii="Times New Roman" w:hAnsi="Times New Roman" w:cs="Times New Roman"/>
+        </w:rPr>
+        <w:t xml:space="preserve"> USDA-NASS soybean sowing progress in Arkansas </w:t>
+      </w:r>
+      <w:r>
+        <w:rPr>
+          <w:rFonts w:ascii="Times New Roman" w:hAnsi="Times New Roman" w:cs="Times New Roman"/>
+        </w:rPr>
+        <w:t>progress</w:t>
+      </w:r>
+      <w:r>
+        <w:rPr>
+          <w:rFonts w:ascii="Times New Roman" w:hAnsi="Times New Roman" w:cs="Times New Roman"/>
+        </w:rPr>
+        <w:t xml:space="preserve"> from 1990 to 202</w:t>
+      </w:r>
+      <w:r>
+        <w:rPr>
+          <w:rFonts w:ascii="Times New Roman" w:hAnsi="Times New Roman" w:cs="Times New Roman"/>
+        </w:rPr>
+        <w:t>5. Grey lines represent the historical years, while the green, thicker line indicates the average sowing progress. 50% and 10% average sowing progress are indicated in the figure.</w:t>
+      </w:r>
+      <w:r>
+        <w:rPr>
+          <w:rFonts w:ascii="Times New Roman" w:hAnsi="Times New Roman" w:cs="Times New Roman"/>
+        </w:rPr>
+        <w:t xml:space="preserve"> </w:t>
+      </w:r>
+    </w:p>
+    <w:p>
+      <w:pPr>
         <w:spacing w:after="0" w:line="240" w:lineRule="auto"/>
         <w:rPr>
           <w:rFonts w:ascii="Times New Roman" w:hAnsi="Times New Roman" w:cs="Times New Roman"/>
@@ -2814,7 +2963,7 @@
                     </pic:cNvPicPr>
                   </pic:nvPicPr>
                   <pic:blipFill>
-                    <a:blip r:embed="rId10" cstate="print">
+                    <a:blip r:embed="rId11" cstate="print">
                       <a:extLst>
                         <a:ext uri="{28A0092B-C50C-407E-A947-70E740481C1C}">
                           <a14:useLocalDpi xmlns:a14="http://schemas.microsoft.com/office/drawing/2010/main" val="0"/>
@@ -2941,7 +3090,7 @@
                     </pic:cNvPicPr>
                   </pic:nvPicPr>
                   <pic:blipFill>
-                    <a:blip r:embed="rId11" cstate="print">
+                    <a:blip r:embed="rId12" cstate="print">
                       <a:extLst>
                         <a:ext uri="{28A0092B-C50C-407E-A947-70E740481C1C}">
                           <a14:useLocalDpi xmlns:a14="http://schemas.microsoft.com/office/drawing/2010/main" val="0"/>
@@ -3137,7 +3286,23 @@
               <w:rFonts w:ascii="Times New Roman" w:eastAsia="Times New Roman" w:hAnsi="Times New Roman" w:cs="Times New Roman"/>
               <w:color w:val="000000"/>
             </w:rPr>
-            <w:t>Nelder, J.A., Mead, R., 1965. A Simplex Method for Function Minimization. Comput. J. 8, 308–313. https://doi.org/10.1093/comjnl/8.1.27</w:t>
+            <w:t xml:space="preserve">Nelder, J.A., Mead, R., 1965. A Simplex Method for Function Minimization. </w:t>
+          </w:r>
+          <w:proofErr w:type="spellStart"/>
+          <w:r>
+            <w:rPr>
+              <w:rFonts w:ascii="Times New Roman" w:eastAsia="Times New Roman" w:hAnsi="Times New Roman" w:cs="Times New Roman"/>
+              <w:color w:val="000000"/>
+            </w:rPr>
+            <w:t>Comput</w:t>
+          </w:r>
+          <w:proofErr w:type="spellEnd"/>
+          <w:r>
+            <w:rPr>
+              <w:rFonts w:ascii="Times New Roman" w:eastAsia="Times New Roman" w:hAnsi="Times New Roman" w:cs="Times New Roman"/>
+              <w:color w:val="000000"/>
+            </w:rPr>
+            <w:t>. J. 8, 308–313. https://doi.org/10.1093/comjnl/8.1.27</w:t>
           </w:r>
         </w:p>
         <w:p>
@@ -3177,7 +3342,39 @@
               <w:rFonts w:ascii="Times New Roman" w:eastAsia="Times New Roman" w:hAnsi="Times New Roman" w:cs="Times New Roman"/>
               <w:color w:val="000000"/>
             </w:rPr>
-            <w:t>Wallach, D., Goffinet, B., Bergez, J.E., Debaeke, P., Leenhardt, D., Aubertot, J.N., 2001. Parameter estimation for crop models: A new approach and application to a corn model. Agron. J. 93, 757–766. https://doi.org/10.2134/agronj2001.934757x</w:t>
+            <w:t xml:space="preserve">Wallach, D., Goffinet, B., Bergez, J.E., </w:t>
+          </w:r>
+          <w:proofErr w:type="spellStart"/>
+          <w:r>
+            <w:rPr>
+              <w:rFonts w:ascii="Times New Roman" w:eastAsia="Times New Roman" w:hAnsi="Times New Roman" w:cs="Times New Roman"/>
+              <w:color w:val="000000"/>
+            </w:rPr>
+            <w:t>Debaeke</w:t>
+          </w:r>
+          <w:proofErr w:type="spellEnd"/>
+          <w:r>
+            <w:rPr>
+              <w:rFonts w:ascii="Times New Roman" w:eastAsia="Times New Roman" w:hAnsi="Times New Roman" w:cs="Times New Roman"/>
+              <w:color w:val="000000"/>
+            </w:rPr>
+            <w:t xml:space="preserve">, P., Leenhardt, D., </w:t>
+          </w:r>
+          <w:proofErr w:type="spellStart"/>
+          <w:r>
+            <w:rPr>
+              <w:rFonts w:ascii="Times New Roman" w:eastAsia="Times New Roman" w:hAnsi="Times New Roman" w:cs="Times New Roman"/>
+              <w:color w:val="000000"/>
+            </w:rPr>
+            <w:t>Aubertot</w:t>
+          </w:r>
+          <w:proofErr w:type="spellEnd"/>
+          <w:r>
+            <w:rPr>
+              <w:rFonts w:ascii="Times New Roman" w:eastAsia="Times New Roman" w:hAnsi="Times New Roman" w:cs="Times New Roman"/>
+              <w:color w:val="000000"/>
+            </w:rPr>
+            <w:t>, J.N., 2001. Parameter estimation for crop models: A new approach and application to a corn model. Agron. J. 93, 757–766. https://doi.org/10.2134/agronj2001.934757x</w:t>
           </w:r>
         </w:p>
         <w:p>
@@ -4628,6 +4825,7 @@
     <w:rsid w:val="001C1B78"/>
     <w:rsid w:val="001E0AF1"/>
     <w:rsid w:val="00242469"/>
+    <w:rsid w:val="00260104"/>
     <w:rsid w:val="002B76B2"/>
     <w:rsid w:val="00311B29"/>
     <w:rsid w:val="003D77F5"/>
@@ -4662,6 +4860,7 @@
     <w:rsid w:val="00D418A5"/>
     <w:rsid w:val="00E24AEC"/>
     <w:rsid w:val="00E26AD4"/>
+    <w:rsid w:val="00E5146E"/>
     <w:rsid w:val="00E54A89"/>
     <w:rsid w:val="00E72F84"/>
     <w:rsid w:val="00EB114E"/>

--- a/paper/supp-mat-04-01-26.docx
+++ b/paper/supp-mat-04-01-26.docx
@@ -309,35 +309,7 @@
         <w:rPr>
           <w:rFonts w:ascii="Times New Roman" w:hAnsi="Times New Roman" w:cs="Times New Roman"/>
         </w:rPr>
-        <w:t xml:space="preserve">INRAE, </w:t>
-      </w:r>
-      <w:proofErr w:type="spellStart"/>
-      <w:r>
-        <w:rPr>
-          <w:rFonts w:ascii="Times New Roman" w:hAnsi="Times New Roman" w:cs="Times New Roman"/>
-        </w:rPr>
-        <w:t>Institut</w:t>
-      </w:r>
-      <w:proofErr w:type="spellEnd"/>
-      <w:r>
-        <w:rPr>
-          <w:rFonts w:ascii="Times New Roman" w:hAnsi="Times New Roman" w:cs="Times New Roman"/>
-        </w:rPr>
-        <w:t xml:space="preserve"> </w:t>
-      </w:r>
-      <w:proofErr w:type="spellStart"/>
-      <w:r>
-        <w:rPr>
-          <w:rFonts w:ascii="Times New Roman" w:hAnsi="Times New Roman" w:cs="Times New Roman"/>
-        </w:rPr>
-        <w:t>Agro</w:t>
-      </w:r>
-      <w:proofErr w:type="spellEnd"/>
-      <w:r>
-        <w:rPr>
-          <w:rFonts w:ascii="Times New Roman" w:hAnsi="Times New Roman" w:cs="Times New Roman"/>
-        </w:rPr>
-        <w:t xml:space="preserve"> Montpellier, Montpellier, France</w:t>
+        <w:t>INRAE, Institut Agro Montpellier, Montpellier, France</w:t>
       </w:r>
     </w:p>
     <w:p>
@@ -2898,13 +2870,7 @@
         <w:rPr>
           <w:rFonts w:ascii="Times New Roman" w:hAnsi="Times New Roman" w:cs="Times New Roman"/>
         </w:rPr>
-        <w:t xml:space="preserve"> from 1990 to 202</w:t>
-      </w:r>
-      <w:r>
-        <w:rPr>
-          <w:rFonts w:ascii="Times New Roman" w:hAnsi="Times New Roman" w:cs="Times New Roman"/>
-        </w:rPr>
-        <w:t>5. Grey lines represent the historical years, while the green, thicker line indicates the average sowing progress. 50% and 10% average sowing progress are indicated in the figure.</w:t>
+        <w:t xml:space="preserve"> from 1990 to 2025. Grey lines represent the historical years, while the green, thicker line indicates the average sowing progress. 50% and 10% average sowing progress are indicated in the figure.</w:t>
       </w:r>
       <w:r>
         <w:rPr>
@@ -3016,7 +2982,7 @@
           <w:b/>
           <w:bCs/>
         </w:rPr>
-        <w:t>4</w:t>
+        <w:t>5</w:t>
       </w:r>
       <w:r>
         <w:rPr>
@@ -3135,7 +3101,23 @@
           <w:b/>
           <w:bCs/>
         </w:rPr>
-        <w:t>Figure S5.</w:t>
+        <w:t>Figure S</w:t>
+      </w:r>
+      <w:r>
+        <w:rPr>
+          <w:rFonts w:ascii="Times New Roman" w:hAnsi="Times New Roman" w:cs="Times New Roman"/>
+          <w:b/>
+          <w:bCs/>
+        </w:rPr>
+        <w:t>6</w:t>
+      </w:r>
+      <w:r>
+        <w:rPr>
+          <w:rFonts w:ascii="Times New Roman" w:hAnsi="Times New Roman" w:cs="Times New Roman"/>
+          <w:b/>
+          <w:bCs/>
+        </w:rPr>
+        <w:t>.</w:t>
       </w:r>
       <w:r>
         <w:rPr>
@@ -3286,23 +3268,7 @@
               <w:rFonts w:ascii="Times New Roman" w:eastAsia="Times New Roman" w:hAnsi="Times New Roman" w:cs="Times New Roman"/>
               <w:color w:val="000000"/>
             </w:rPr>
-            <w:t xml:space="preserve">Nelder, J.A., Mead, R., 1965. A Simplex Method for Function Minimization. </w:t>
-          </w:r>
-          <w:proofErr w:type="spellStart"/>
-          <w:r>
-            <w:rPr>
-              <w:rFonts w:ascii="Times New Roman" w:eastAsia="Times New Roman" w:hAnsi="Times New Roman" w:cs="Times New Roman"/>
-              <w:color w:val="000000"/>
-            </w:rPr>
-            <w:t>Comput</w:t>
-          </w:r>
-          <w:proofErr w:type="spellEnd"/>
-          <w:r>
-            <w:rPr>
-              <w:rFonts w:ascii="Times New Roman" w:eastAsia="Times New Roman" w:hAnsi="Times New Roman" w:cs="Times New Roman"/>
-              <w:color w:val="000000"/>
-            </w:rPr>
-            <w:t>. J. 8, 308–313. https://doi.org/10.1093/comjnl/8.1.27</w:t>
+            <w:t>Nelder, J.A., Mead, R., 1965. A Simplex Method for Function Minimization. Comput. J. 8, 308–313. https://doi.org/10.1093/comjnl/8.1.27</w:t>
           </w:r>
         </w:p>
         <w:p>
@@ -3342,39 +3308,7 @@
               <w:rFonts w:ascii="Times New Roman" w:eastAsia="Times New Roman" w:hAnsi="Times New Roman" w:cs="Times New Roman"/>
               <w:color w:val="000000"/>
             </w:rPr>
-            <w:t xml:space="preserve">Wallach, D., Goffinet, B., Bergez, J.E., </w:t>
-          </w:r>
-          <w:proofErr w:type="spellStart"/>
-          <w:r>
-            <w:rPr>
-              <w:rFonts w:ascii="Times New Roman" w:eastAsia="Times New Roman" w:hAnsi="Times New Roman" w:cs="Times New Roman"/>
-              <w:color w:val="000000"/>
-            </w:rPr>
-            <w:t>Debaeke</w:t>
-          </w:r>
-          <w:proofErr w:type="spellEnd"/>
-          <w:r>
-            <w:rPr>
-              <w:rFonts w:ascii="Times New Roman" w:eastAsia="Times New Roman" w:hAnsi="Times New Roman" w:cs="Times New Roman"/>
-              <w:color w:val="000000"/>
-            </w:rPr>
-            <w:t xml:space="preserve">, P., Leenhardt, D., </w:t>
-          </w:r>
-          <w:proofErr w:type="spellStart"/>
-          <w:r>
-            <w:rPr>
-              <w:rFonts w:ascii="Times New Roman" w:eastAsia="Times New Roman" w:hAnsi="Times New Roman" w:cs="Times New Roman"/>
-              <w:color w:val="000000"/>
-            </w:rPr>
-            <w:t>Aubertot</w:t>
-          </w:r>
-          <w:proofErr w:type="spellEnd"/>
-          <w:r>
-            <w:rPr>
-              <w:rFonts w:ascii="Times New Roman" w:eastAsia="Times New Roman" w:hAnsi="Times New Roman" w:cs="Times New Roman"/>
-              <w:color w:val="000000"/>
-            </w:rPr>
-            <w:t>, J.N., 2001. Parameter estimation for crop models: A new approach and application to a corn model. Agron. J. 93, 757–766. https://doi.org/10.2134/agronj2001.934757x</w:t>
+            <w:t>Wallach, D., Goffinet, B., Bergez, J.E., Debaeke, P., Leenhardt, D., Aubertot, J.N., 2001. Parameter estimation for crop models: A new approach and application to a corn model. Agron. J. 93, 757–766. https://doi.org/10.2134/agronj2001.934757x</w:t>
           </w:r>
         </w:p>
         <w:p>
@@ -4838,6 +4772,7 @@
     <w:rsid w:val="00581146"/>
     <w:rsid w:val="005900CD"/>
     <w:rsid w:val="005F364D"/>
+    <w:rsid w:val="00683FD9"/>
     <w:rsid w:val="006859E0"/>
     <w:rsid w:val="006942AA"/>
     <w:rsid w:val="007426A6"/>
@@ -4848,6 +4783,7 @@
     <w:rsid w:val="008A7BBA"/>
     <w:rsid w:val="009148D3"/>
     <w:rsid w:val="00917D7F"/>
+    <w:rsid w:val="009868F3"/>
     <w:rsid w:val="009C5397"/>
     <w:rsid w:val="00A45193"/>
     <w:rsid w:val="00A562C8"/>

--- a/paper/supp-mat-04-01-26.docx
+++ b/paper/supp-mat-04-01-26.docx
@@ -309,7 +309,35 @@
         <w:rPr>
           <w:rFonts w:ascii="Times New Roman" w:hAnsi="Times New Roman" w:cs="Times New Roman"/>
         </w:rPr>
-        <w:t>INRAE, Institut Agro Montpellier, Montpellier, France</w:t>
+        <w:t xml:space="preserve">INRAE, </w:t>
+      </w:r>
+      <w:proofErr w:type="spellStart"/>
+      <w:r>
+        <w:rPr>
+          <w:rFonts w:ascii="Times New Roman" w:hAnsi="Times New Roman" w:cs="Times New Roman"/>
+        </w:rPr>
+        <w:t>Institut</w:t>
+      </w:r>
+      <w:proofErr w:type="spellEnd"/>
+      <w:r>
+        <w:rPr>
+          <w:rFonts w:ascii="Times New Roman" w:hAnsi="Times New Roman" w:cs="Times New Roman"/>
+        </w:rPr>
+        <w:t xml:space="preserve"> </w:t>
+      </w:r>
+      <w:proofErr w:type="spellStart"/>
+      <w:r>
+        <w:rPr>
+          <w:rFonts w:ascii="Times New Roman" w:hAnsi="Times New Roman" w:cs="Times New Roman"/>
+        </w:rPr>
+        <w:t>Agro</w:t>
+      </w:r>
+      <w:proofErr w:type="spellEnd"/>
+      <w:r>
+        <w:rPr>
+          <w:rFonts w:ascii="Times New Roman" w:hAnsi="Times New Roman" w:cs="Times New Roman"/>
+        </w:rPr>
+        <w:t xml:space="preserve"> Montpellier, Montpellier, France</w:t>
       </w:r>
     </w:p>
     <w:p>
@@ -3039,10 +3067,10 @@
         </w:rPr>
         <w:lastRenderedPageBreak/>
         <w:drawing>
-          <wp:inline distT="0" distB="0" distL="0" distR="0" wp14:anchorId="618DD04F" wp14:editId="18ACA7D4">
-            <wp:extent cx="5400675" cy="4314825"/>
-            <wp:effectExtent l="0" t="0" r="9525" b="9525"/>
-            <wp:docPr id="208356609" name="Picture 2"/>
+          <wp:inline distT="0" distB="0" distL="0" distR="0" wp14:anchorId="0FE28FC8" wp14:editId="74E5931F">
+            <wp:extent cx="5396865" cy="4319270"/>
+            <wp:effectExtent l="0" t="0" r="0" b="5080"/>
+            <wp:docPr id="234246207" name="Picture 1"/>
             <wp:cNvGraphicFramePr>
               <a:graphicFrameLocks xmlns:a="http://schemas.openxmlformats.org/drawingml/2006/main" noChangeAspect="1"/>
             </wp:cNvGraphicFramePr>
@@ -3050,7 +3078,7 @@
               <a:graphicData uri="http://schemas.openxmlformats.org/drawingml/2006/picture">
                 <pic:pic xmlns:pic="http://schemas.openxmlformats.org/drawingml/2006/picture">
                   <pic:nvPicPr>
-                    <pic:cNvPr id="0" name="Picture 3"/>
+                    <pic:cNvPr id="0" name="Picture 1"/>
                     <pic:cNvPicPr>
                       <a:picLocks noChangeAspect="1" noChangeArrowheads="1"/>
                     </pic:cNvPicPr>
@@ -3071,7 +3099,7 @@
                   <pic:spPr bwMode="auto">
                     <a:xfrm>
                       <a:off x="0" y="0"/>
-                      <a:ext cx="5400675" cy="4314825"/>
+                      <a:ext cx="5396865" cy="4319270"/>
                     </a:xfrm>
                     <a:prstGeom prst="rect">
                       <a:avLst/>
@@ -3268,7 +3296,23 @@
               <w:rFonts w:ascii="Times New Roman" w:eastAsia="Times New Roman" w:hAnsi="Times New Roman" w:cs="Times New Roman"/>
               <w:color w:val="000000"/>
             </w:rPr>
-            <w:t>Nelder, J.A., Mead, R., 1965. A Simplex Method for Function Minimization. Comput. J. 8, 308–313. https://doi.org/10.1093/comjnl/8.1.27</w:t>
+            <w:t xml:space="preserve">Nelder, J.A., Mead, R., 1965. A Simplex Method for Function Minimization. </w:t>
+          </w:r>
+          <w:proofErr w:type="spellStart"/>
+          <w:r>
+            <w:rPr>
+              <w:rFonts w:ascii="Times New Roman" w:eastAsia="Times New Roman" w:hAnsi="Times New Roman" w:cs="Times New Roman"/>
+              <w:color w:val="000000"/>
+            </w:rPr>
+            <w:t>Comput</w:t>
+          </w:r>
+          <w:proofErr w:type="spellEnd"/>
+          <w:r>
+            <w:rPr>
+              <w:rFonts w:ascii="Times New Roman" w:eastAsia="Times New Roman" w:hAnsi="Times New Roman" w:cs="Times New Roman"/>
+              <w:color w:val="000000"/>
+            </w:rPr>
+            <w:t>. J. 8, 308–313. https://doi.org/10.1093/comjnl/8.1.27</w:t>
           </w:r>
         </w:p>
         <w:p>
@@ -3308,7 +3352,39 @@
               <w:rFonts w:ascii="Times New Roman" w:eastAsia="Times New Roman" w:hAnsi="Times New Roman" w:cs="Times New Roman"/>
               <w:color w:val="000000"/>
             </w:rPr>
-            <w:t>Wallach, D., Goffinet, B., Bergez, J.E., Debaeke, P., Leenhardt, D., Aubertot, J.N., 2001. Parameter estimation for crop models: A new approach and application to a corn model. Agron. J. 93, 757–766. https://doi.org/10.2134/agronj2001.934757x</w:t>
+            <w:t xml:space="preserve">Wallach, D., Goffinet, B., Bergez, J.E., </w:t>
+          </w:r>
+          <w:proofErr w:type="spellStart"/>
+          <w:r>
+            <w:rPr>
+              <w:rFonts w:ascii="Times New Roman" w:eastAsia="Times New Roman" w:hAnsi="Times New Roman" w:cs="Times New Roman"/>
+              <w:color w:val="000000"/>
+            </w:rPr>
+            <w:t>Debaeke</w:t>
+          </w:r>
+          <w:proofErr w:type="spellEnd"/>
+          <w:r>
+            <w:rPr>
+              <w:rFonts w:ascii="Times New Roman" w:eastAsia="Times New Roman" w:hAnsi="Times New Roman" w:cs="Times New Roman"/>
+              <w:color w:val="000000"/>
+            </w:rPr>
+            <w:t xml:space="preserve">, P., Leenhardt, D., </w:t>
+          </w:r>
+          <w:proofErr w:type="spellStart"/>
+          <w:r>
+            <w:rPr>
+              <w:rFonts w:ascii="Times New Roman" w:eastAsia="Times New Roman" w:hAnsi="Times New Roman" w:cs="Times New Roman"/>
+              <w:color w:val="000000"/>
+            </w:rPr>
+            <w:t>Aubertot</w:t>
+          </w:r>
+          <w:proofErr w:type="spellEnd"/>
+          <w:r>
+            <w:rPr>
+              <w:rFonts w:ascii="Times New Roman" w:eastAsia="Times New Roman" w:hAnsi="Times New Roman" w:cs="Times New Roman"/>
+              <w:color w:val="000000"/>
+            </w:rPr>
+            <w:t>, J.N., 2001. Parameter estimation for crop models: A new approach and application to a corn model. Agron. J. 93, 757–766. https://doi.org/10.2134/agronj2001.934757x</w:t>
           </w:r>
         </w:p>
         <w:p>
@@ -4772,9 +4848,9 @@
     <w:rsid w:val="00581146"/>
     <w:rsid w:val="005900CD"/>
     <w:rsid w:val="005F364D"/>
-    <w:rsid w:val="00683FD9"/>
     <w:rsid w:val="006859E0"/>
     <w:rsid w:val="006942AA"/>
+    <w:rsid w:val="006C0BB1"/>
     <w:rsid w:val="007426A6"/>
     <w:rsid w:val="0074314B"/>
     <w:rsid w:val="0079535E"/>
